--- a/public/smart-police/forms/คำให้การผู้ต้องหา.docx
+++ b/public/smart-police/forms/คำให้การผู้ต้องหา.docx
@@ -14,8 +14,8 @@
         <w:gridCol w:w="129"/>
         <w:gridCol w:w="286"/>
         <w:gridCol w:w="6"/>
-        <w:gridCol w:w="276"/>
-        <w:gridCol w:w="277"/>
+        <w:gridCol w:w="432"/>
+        <w:gridCol w:w="121"/>
         <w:gridCol w:w="723"/>
         <w:gridCol w:w="632"/>
         <w:gridCol w:w="221"/>
@@ -23,15 +23,13 @@
         <w:gridCol w:w="284"/>
         <w:gridCol w:w="149"/>
         <w:gridCol w:w="136"/>
-        <w:gridCol w:w="146"/>
-        <w:gridCol w:w="1477"/>
-        <w:gridCol w:w="75"/>
+        <w:gridCol w:w="1138"/>
+        <w:gridCol w:w="560"/>
         <w:gridCol w:w="71"/>
         <w:gridCol w:w="271"/>
         <w:gridCol w:w="509"/>
         <w:gridCol w:w="30"/>
-        <w:gridCol w:w="118"/>
-        <w:gridCol w:w="142"/>
+        <w:gridCol w:w="260"/>
         <w:gridCol w:w="269"/>
         <w:gridCol w:w="8"/>
         <w:gridCol w:w="240"/>
@@ -44,8 +42,7 @@
         <w:gridCol w:w="284"/>
         <w:gridCol w:w="52"/>
         <w:gridCol w:w="82"/>
-        <w:gridCol w:w="14"/>
-        <w:gridCol w:w="136"/>
+        <w:gridCol w:w="150"/>
         <w:gridCol w:w="563"/>
         <w:gridCol w:w="702"/>
         <w:gridCol w:w="300"/>
@@ -57,7 +54,7 @@
         <w:tc>
           <w:tcPr>
             <w:tcW w:w="10774" w:type="dxa"/>
-            <w:gridSpan w:val="39"/>
+            <w:gridSpan w:val="36"/>
             <w:shd w:val="clear" w:color="auto" w:fill="auto"/>
           </w:tcPr>
           <w:p>
@@ -98,7 +95,7 @@
         <w:tc>
           <w:tcPr>
             <w:tcW w:w="8512" w:type="dxa"/>
-            <w:gridSpan w:val="32"/>
+            <w:gridSpan w:val="29"/>
             <w:shd w:val="clear" w:color="auto" w:fill="auto"/>
           </w:tcPr>
           <w:p>
@@ -125,30 +122,7 @@
                 <w:u w:val="single"/>
                 <w:cs/>
               </w:rPr>
-              <w:t>บันทึก</w:t>
-            </w:r>
-            <w:r>
-              <w:rPr>
-                <w:b/>
-                <w:bCs/>
-                <w:sz w:val="40"/>
-                <w:szCs w:val="40"/>
-                <w:u w:val="single"/>
-                <w:cs/>
-              </w:rPr>
-              <w:t>คำให้การของผู้</w:t>
-            </w:r>
-            <w:r>
-              <w:rPr>
-                <w:rFonts w:hint="cs"/>
-                <w:b/>
-                <w:bCs/>
-                <w:sz w:val="40"/>
-                <w:szCs w:val="40"/>
-                <w:u w:val="single"/>
-                <w:cs/>
-              </w:rPr>
-              <w:t>ต้องหา</w:t>
+              <w:t>บันทึกคำให้การของผู้ต้องหา</w:t>
             </w:r>
           </w:p>
         </w:tc>
@@ -159,7 +133,7 @@
         </w:trPr>
         <w:tc>
           <w:tcPr>
-            <w:tcW w:w="1262" w:type="dxa"/>
+            <w:tcW w:w="1418" w:type="dxa"/>
             <w:gridSpan w:val="5"/>
             <w:vMerge w:val="restart"/>
             <w:shd w:val="clear" w:color="auto" w:fill="auto"/>
@@ -169,7 +143,7 @@
             <w:pPr>
               <w:widowControl w:val="0"/>
               <w:spacing w:line="240" w:lineRule="auto"/>
-              <w:ind w:right="-150"/>
+              <w:ind w:right="0"/>
               <w:jc w:val="left"/>
               <w:rPr>
                 <w:b/>
@@ -178,6 +152,7 @@
             </w:pPr>
             <w:r>
               <w:rPr>
+                <w:rFonts w:hint="cs"/>
                 <w:b/>
                 <w:bCs/>
                 <w:cs/>
@@ -188,7 +163,7 @@
         </w:tc>
         <w:tc>
           <w:tcPr>
-            <w:tcW w:w="1000" w:type="dxa"/>
+            <w:tcW w:w="844" w:type="dxa"/>
             <w:gridSpan w:val="2"/>
             <w:vMerge w:val="restart"/>
             <w:shd w:val="clear" w:color="auto" w:fill="auto"/>
@@ -200,6 +175,10 @@
               <w:spacing w:line="240" w:lineRule="auto"/>
               <w:ind w:right="0"/>
               <w:jc w:val="left"/>
+              <w:rPr>
+                <w:b/>
+                <w:bCs/>
+              </w:rPr>
             </w:pPr>
           </w:p>
         </w:tc>
@@ -223,7 +202,7 @@
         <w:tc>
           <w:tcPr>
             <w:tcW w:w="2176" w:type="dxa"/>
-            <w:gridSpan w:val="6"/>
+            <w:gridSpan w:val="5"/>
             <w:tcBorders>
               <w:bottom w:val="dashSmallGap" w:sz="4" w:space="0" w:color="auto"/>
             </w:tcBorders>
@@ -242,7 +221,7 @@
         <w:tc>
           <w:tcPr>
             <w:tcW w:w="1068" w:type="dxa"/>
-            <w:gridSpan w:val="5"/>
+            <w:gridSpan w:val="4"/>
             <w:vMerge w:val="restart"/>
             <w:shd w:val="clear" w:color="auto" w:fill="auto"/>
             <w:vAlign w:val="bottom"/>
@@ -296,7 +275,7 @@
         <w:tc>
           <w:tcPr>
             <w:tcW w:w="1715" w:type="dxa"/>
-            <w:gridSpan w:val="5"/>
+            <w:gridSpan w:val="4"/>
             <w:vMerge w:val="restart"/>
             <w:shd w:val="clear" w:color="auto" w:fill="auto"/>
             <w:vAlign w:val="bottom"/>
@@ -323,7 +302,7 @@
         </w:trPr>
         <w:tc>
           <w:tcPr>
-            <w:tcW w:w="1262" w:type="dxa"/>
+            <w:tcW w:w="1418" w:type="dxa"/>
             <w:gridSpan w:val="5"/>
             <w:vMerge/>
             <w:shd w:val="clear" w:color="auto" w:fill="auto"/>
@@ -333,19 +312,14 @@
             <w:pPr>
               <w:widowControl w:val="0"/>
               <w:spacing w:line="240" w:lineRule="auto"/>
-              <w:ind w:right="-150"/>
-              <w:jc w:val="left"/>
-              <w:rPr>
-                <w:b/>
-                <w:bCs/>
-                <w:cs/>
-              </w:rPr>
-            </w:pPr>
-          </w:p>
-        </w:tc>
-        <w:tc>
-          <w:tcPr>
-            <w:tcW w:w="1000" w:type="dxa"/>
+              <w:ind w:right="0"/>
+              <w:jc w:val="left"/>
+            </w:pPr>
+          </w:p>
+        </w:tc>
+        <w:tc>
+          <w:tcPr>
+            <w:tcW w:w="844" w:type="dxa"/>
             <w:gridSpan w:val="2"/>
             <w:vMerge/>
             <w:tcBorders>
@@ -383,7 +357,7 @@
         <w:tc>
           <w:tcPr>
             <w:tcW w:w="2176" w:type="dxa"/>
-            <w:gridSpan w:val="6"/>
+            <w:gridSpan w:val="5"/>
             <w:tcBorders>
               <w:top w:val="dashSmallGap" w:sz="4" w:space="0" w:color="auto"/>
             </w:tcBorders>
@@ -402,7 +376,7 @@
         <w:tc>
           <w:tcPr>
             <w:tcW w:w="1068" w:type="dxa"/>
-            <w:gridSpan w:val="5"/>
+            <w:gridSpan w:val="4"/>
             <w:vMerge/>
             <w:shd w:val="clear" w:color="auto" w:fill="auto"/>
             <w:vAlign w:val="bottom"/>
@@ -456,7 +430,7 @@
         <w:tc>
           <w:tcPr>
             <w:tcW w:w="1715" w:type="dxa"/>
-            <w:gridSpan w:val="5"/>
+            <w:gridSpan w:val="4"/>
             <w:vMerge/>
             <w:tcBorders>
               <w:bottom w:val="dashSmallGap" w:sz="4" w:space="0" w:color="auto"/>
@@ -495,10 +469,12 @@
             <w:pPr>
               <w:widowControl w:val="0"/>
               <w:spacing w:line="240" w:lineRule="auto"/>
-              <w:ind w:right="0"/>
+              <w:ind w:right="-258"/>
               <w:jc w:val="left"/>
               <w:rPr>
                 <w:color w:val="000000"/>
+                <w:sz w:val="30"/>
+                <w:szCs w:val="30"/>
                 <w:cs/>
               </w:rPr>
             </w:pPr>
@@ -507,7 +483,7 @@
         <w:tc>
           <w:tcPr>
             <w:tcW w:w="3260" w:type="dxa"/>
-            <w:gridSpan w:val="9"/>
+            <w:gridSpan w:val="8"/>
             <w:shd w:val="clear" w:color="auto" w:fill="auto"/>
             <w:vAlign w:val="bottom"/>
           </w:tcPr>
@@ -542,7 +518,7 @@
         <w:tc>
           <w:tcPr>
             <w:tcW w:w="567" w:type="dxa"/>
-            <w:gridSpan w:val="5"/>
+            <w:gridSpan w:val="4"/>
             <w:shd w:val="clear" w:color="auto" w:fill="auto"/>
             <w:vAlign w:val="bottom"/>
           </w:tcPr>
@@ -594,7 +570,7 @@
         <w:tc>
           <w:tcPr>
             <w:tcW w:w="847" w:type="dxa"/>
-            <w:gridSpan w:val="5"/>
+            <w:gridSpan w:val="4"/>
             <w:tcBorders>
               <w:bottom w:val="dashSmallGap" w:sz="4" w:space="0" w:color="auto"/>
             </w:tcBorders>
@@ -723,7 +699,7 @@
         <w:tc>
           <w:tcPr>
             <w:tcW w:w="5948" w:type="dxa"/>
-            <w:gridSpan w:val="24"/>
+            <w:gridSpan w:val="21"/>
             <w:tcBorders>
               <w:bottom w:val="dashSmallGap" w:sz="4" w:space="0" w:color="auto"/>
             </w:tcBorders>
@@ -819,7 +795,7 @@
         <w:tc>
           <w:tcPr>
             <w:tcW w:w="5948" w:type="dxa"/>
-            <w:gridSpan w:val="24"/>
+            <w:gridSpan w:val="21"/>
             <w:vMerge w:val="restart"/>
             <w:tcBorders>
               <w:top w:val="dashSmallGap" w:sz="4" w:space="0" w:color="auto"/>
@@ -912,7 +888,7 @@
         <w:tc>
           <w:tcPr>
             <w:tcW w:w="5948" w:type="dxa"/>
-            <w:gridSpan w:val="24"/>
+            <w:gridSpan w:val="21"/>
             <w:vMerge/>
             <w:shd w:val="clear" w:color="auto" w:fill="auto"/>
             <w:vAlign w:val="center"/>
@@ -1010,7 +986,7 @@
         <w:tc>
           <w:tcPr>
             <w:tcW w:w="5948" w:type="dxa"/>
-            <w:gridSpan w:val="24"/>
+            <w:gridSpan w:val="21"/>
             <w:tcBorders>
               <w:bottom w:val="dashSmallGap" w:sz="4" w:space="0" w:color="auto"/>
             </w:tcBorders>
@@ -1099,7 +1075,7 @@
         <w:tc>
           <w:tcPr>
             <w:tcW w:w="7235" w:type="dxa"/>
-            <w:gridSpan w:val="28"/>
+            <w:gridSpan w:val="25"/>
             <w:tcBorders>
               <w:bottom w:val="dashSmallGap" w:sz="4" w:space="0" w:color="auto"/>
             </w:tcBorders>
@@ -1204,7 +1180,7 @@
         <w:tc>
           <w:tcPr>
             <w:tcW w:w="7235" w:type="dxa"/>
-            <w:gridSpan w:val="28"/>
+            <w:gridSpan w:val="25"/>
             <w:tcBorders>
               <w:top w:val="dashSmallGap" w:sz="4" w:space="0" w:color="auto"/>
               <w:bottom w:val="dashSmallGap" w:sz="4" w:space="0" w:color="auto"/>
@@ -1310,7 +1286,7 @@
         <w:tc>
           <w:tcPr>
             <w:tcW w:w="7235" w:type="dxa"/>
-            <w:gridSpan w:val="28"/>
+            <w:gridSpan w:val="25"/>
             <w:tcBorders>
               <w:top w:val="dashSmallGap" w:sz="4" w:space="0" w:color="auto"/>
               <w:bottom w:val="dashSmallGap" w:sz="4" w:space="0" w:color="auto"/>
@@ -1416,7 +1392,7 @@
         <w:tc>
           <w:tcPr>
             <w:tcW w:w="7235" w:type="dxa"/>
-            <w:gridSpan w:val="28"/>
+            <w:gridSpan w:val="25"/>
             <w:tcBorders>
               <w:top w:val="dashSmallGap" w:sz="4" w:space="0" w:color="auto"/>
               <w:bottom w:val="dashSmallGap" w:sz="4" w:space="0" w:color="auto"/>
@@ -1488,7 +1464,7 @@
         <w:tc>
           <w:tcPr>
             <w:tcW w:w="5747" w:type="dxa"/>
-            <w:gridSpan w:val="23"/>
+            <w:gridSpan w:val="21"/>
             <w:tcBorders>
               <w:bottom w:val="dashSmallGap" w:sz="4" w:space="0" w:color="auto"/>
             </w:tcBorders>
@@ -1510,7 +1486,7 @@
         <w:tc>
           <w:tcPr>
             <w:tcW w:w="568" w:type="dxa"/>
-            <w:gridSpan w:val="5"/>
+            <w:gridSpan w:val="4"/>
             <w:tcBorders>
               <w:top w:val="dashSmallGap" w:sz="4" w:space="0" w:color="auto"/>
             </w:tcBorders>
@@ -1678,7 +1654,7 @@
         <w:tc>
           <w:tcPr>
             <w:tcW w:w="2338" w:type="dxa"/>
-            <w:gridSpan w:val="7"/>
+            <w:gridSpan w:val="6"/>
             <w:tcBorders>
               <w:top w:val="dashSmallGap" w:sz="4" w:space="0" w:color="auto"/>
               <w:bottom w:val="dashSmallGap" w:sz="4" w:space="0" w:color="auto"/>
@@ -1723,7 +1699,7 @@
         <w:tc>
           <w:tcPr>
             <w:tcW w:w="1961" w:type="dxa"/>
-            <w:gridSpan w:val="9"/>
+            <w:gridSpan w:val="8"/>
             <w:tcBorders>
               <w:top w:val="dashSmallGap" w:sz="4" w:space="0" w:color="auto"/>
               <w:bottom w:val="dashSmallGap" w:sz="4" w:space="0" w:color="auto"/>
@@ -1746,7 +1722,7 @@
         <w:tc>
           <w:tcPr>
             <w:tcW w:w="845" w:type="dxa"/>
-            <w:gridSpan w:val="7"/>
+            <w:gridSpan w:val="6"/>
             <w:shd w:val="clear" w:color="auto" w:fill="auto"/>
             <w:vAlign w:val="bottom"/>
           </w:tcPr>
@@ -1835,7 +1811,7 @@
         <w:tc>
           <w:tcPr>
             <w:tcW w:w="7659" w:type="dxa"/>
-            <w:gridSpan w:val="30"/>
+            <w:gridSpan w:val="27"/>
             <w:tcBorders>
               <w:bottom w:val="dashSmallGap" w:sz="4" w:space="0" w:color="auto"/>
             </w:tcBorders>
@@ -1930,7 +1906,7 @@
         <w:tc>
           <w:tcPr>
             <w:tcW w:w="7659" w:type="dxa"/>
-            <w:gridSpan w:val="30"/>
+            <w:gridSpan w:val="27"/>
             <w:tcBorders>
               <w:bottom w:val="dashSmallGap" w:sz="4" w:space="0" w:color="auto"/>
             </w:tcBorders>
@@ -2000,7 +1976,7 @@
         <w:tc>
           <w:tcPr>
             <w:tcW w:w="2975" w:type="dxa"/>
-            <w:gridSpan w:val="10"/>
+            <w:gridSpan w:val="8"/>
             <w:tcBorders>
               <w:top w:val="dashSmallGap" w:sz="4" w:space="0" w:color="auto"/>
               <w:bottom w:val="dashSmallGap" w:sz="4" w:space="0" w:color="auto"/>
@@ -2078,7 +2054,7 @@
         <w:tc>
           <w:tcPr>
             <w:tcW w:w="1797" w:type="dxa"/>
-            <w:gridSpan w:val="6"/>
+            <w:gridSpan w:val="5"/>
             <w:tcBorders>
               <w:top w:val="dashSmallGap" w:sz="4" w:space="0" w:color="auto"/>
               <w:bottom w:val="dashSmallGap" w:sz="4" w:space="0" w:color="auto"/>
@@ -2142,7 +2118,7 @@
         <w:tc>
           <w:tcPr>
             <w:tcW w:w="2975" w:type="dxa"/>
-            <w:gridSpan w:val="10"/>
+            <w:gridSpan w:val="8"/>
             <w:tcBorders>
               <w:top w:val="dashSmallGap" w:sz="4" w:space="0" w:color="auto"/>
               <w:bottom w:val="dashSmallGap" w:sz="4" w:space="0" w:color="auto"/>
@@ -2184,7 +2160,7 @@
         <w:tc>
           <w:tcPr>
             <w:tcW w:w="3120" w:type="dxa"/>
-            <w:gridSpan w:val="13"/>
+            <w:gridSpan w:val="12"/>
             <w:tcBorders>
               <w:bottom w:val="dashSmallGap" w:sz="4" w:space="0" w:color="auto"/>
             </w:tcBorders>
@@ -2251,7 +2227,7 @@
         <w:tc>
           <w:tcPr>
             <w:tcW w:w="2975" w:type="dxa"/>
-            <w:gridSpan w:val="10"/>
+            <w:gridSpan w:val="8"/>
             <w:tcBorders>
               <w:top w:val="dashSmallGap" w:sz="4" w:space="0" w:color="auto"/>
               <w:bottom w:val="dashSmallGap" w:sz="4" w:space="0" w:color="auto"/>
@@ -2293,7 +2269,7 @@
         <w:tc>
           <w:tcPr>
             <w:tcW w:w="3120" w:type="dxa"/>
-            <w:gridSpan w:val="13"/>
+            <w:gridSpan w:val="12"/>
             <w:tcBorders>
               <w:top w:val="dashSmallGap" w:sz="4" w:space="0" w:color="auto"/>
               <w:bottom w:val="dashSmallGap" w:sz="4" w:space="0" w:color="auto"/>
@@ -2362,7 +2338,7 @@
         <w:tc>
           <w:tcPr>
             <w:tcW w:w="2975" w:type="dxa"/>
-            <w:gridSpan w:val="10"/>
+            <w:gridSpan w:val="8"/>
             <w:tcBorders>
               <w:top w:val="dashSmallGap" w:sz="4" w:space="0" w:color="auto"/>
               <w:bottom w:val="dashSmallGap" w:sz="4" w:space="0" w:color="auto"/>
@@ -2404,7 +2380,7 @@
         <w:tc>
           <w:tcPr>
             <w:tcW w:w="3120" w:type="dxa"/>
-            <w:gridSpan w:val="13"/>
+            <w:gridSpan w:val="12"/>
             <w:tcBorders>
               <w:top w:val="dashSmallGap" w:sz="4" w:space="0" w:color="auto"/>
               <w:bottom w:val="dashSmallGap" w:sz="4" w:space="0" w:color="auto"/>
@@ -2452,7 +2428,7 @@
         </w:tc>
         <w:tc>
           <w:tcPr>
-            <w:tcW w:w="1708" w:type="dxa"/>
+            <w:tcW w:w="2700" w:type="dxa"/>
             <w:gridSpan w:val="7"/>
             <w:shd w:val="clear" w:color="auto" w:fill="auto"/>
             <w:vAlign w:val="bottom"/>
@@ -2471,98 +2447,9 @@
         </w:tc>
         <w:tc>
           <w:tcPr>
-            <w:tcW w:w="1477" w:type="dxa"/>
+            <w:tcW w:w="5812" w:type="dxa"/>
+            <w:gridSpan w:val="22"/>
             <w:tcBorders>
-              <w:top w:val="dashSmallGap" w:sz="4" w:space="0" w:color="auto"/>
-              <w:bottom w:val="dashSmallGap" w:sz="4" w:space="0" w:color="auto"/>
-            </w:tcBorders>
-            <w:shd w:val="clear" w:color="auto" w:fill="auto"/>
-            <w:vAlign w:val="bottom"/>
-          </w:tcPr>
-          <w:p>
-            <w:pPr>
-              <w:widowControl w:val="0"/>
-              <w:spacing w:line="240" w:lineRule="auto"/>
-              <w:ind w:right="0"/>
-              <w:jc w:val="left"/>
-              <w:rPr>
-                <w:cs/>
-              </w:rPr>
-            </w:pPr>
-          </w:p>
-        </w:tc>
-        <w:tc>
-          <w:tcPr>
-            <w:tcW w:w="1074" w:type="dxa"/>
-            <w:gridSpan w:val="6"/>
-            <w:tcBorders>
-              <w:top w:val="dashSmallGap" w:sz="4" w:space="0" w:color="auto"/>
-            </w:tcBorders>
-            <w:shd w:val="clear" w:color="auto" w:fill="auto"/>
-            <w:vAlign w:val="bottom"/>
-          </w:tcPr>
-          <w:p>
-            <w:pPr>
-              <w:widowControl w:val="0"/>
-              <w:spacing w:line="240" w:lineRule="auto"/>
-              <w:ind w:right="0"/>
-              <w:jc w:val="left"/>
-              <w:rPr>
-                <w:cs/>
-              </w:rPr>
-            </w:pPr>
-          </w:p>
-        </w:tc>
-        <w:tc>
-          <w:tcPr>
-            <w:tcW w:w="1843" w:type="dxa"/>
-            <w:gridSpan w:val="8"/>
-            <w:tcBorders>
-              <w:bottom w:val="dashSmallGap" w:sz="4" w:space="0" w:color="auto"/>
-            </w:tcBorders>
-            <w:shd w:val="clear" w:color="auto" w:fill="auto"/>
-            <w:vAlign w:val="bottom"/>
-          </w:tcPr>
-          <w:p>
-            <w:pPr>
-              <w:widowControl w:val="0"/>
-              <w:spacing w:line="240" w:lineRule="auto"/>
-              <w:ind w:right="0"/>
-              <w:jc w:val="left"/>
-              <w:rPr>
-                <w:cs/>
-              </w:rPr>
-            </w:pPr>
-          </w:p>
-        </w:tc>
-        <w:tc>
-          <w:tcPr>
-            <w:tcW w:w="709" w:type="dxa"/>
-            <w:gridSpan w:val="6"/>
-            <w:tcBorders>
-              <w:top w:val="dashSmallGap" w:sz="4" w:space="0" w:color="auto"/>
-            </w:tcBorders>
-            <w:shd w:val="clear" w:color="auto" w:fill="auto"/>
-            <w:vAlign w:val="bottom"/>
-          </w:tcPr>
-          <w:p>
-            <w:pPr>
-              <w:widowControl w:val="0"/>
-              <w:spacing w:line="240" w:lineRule="auto"/>
-              <w:ind w:right="0"/>
-              <w:jc w:val="left"/>
-              <w:rPr>
-                <w:cs/>
-              </w:rPr>
-            </w:pPr>
-          </w:p>
-        </w:tc>
-        <w:tc>
-          <w:tcPr>
-            <w:tcW w:w="1701" w:type="dxa"/>
-            <w:gridSpan w:val="4"/>
-            <w:tcBorders>
-              <w:top w:val="dashSmallGap" w:sz="4" w:space="0" w:color="auto"/>
               <w:bottom w:val="dashSmallGap" w:sz="4" w:space="0" w:color="auto"/>
             </w:tcBorders>
             <w:shd w:val="clear" w:color="auto" w:fill="auto"/>
@@ -2583,7 +2470,7 @@
                 <w:rFonts w:hint="cs"/>
                 <w:cs/>
               </w:rPr>
-              <w:t>กรุงเทพมหานคร</w:t>
+              <w:t/>
             </w:r>
           </w:p>
         </w:tc>
@@ -2616,7 +2503,7 @@
         <w:tc>
           <w:tcPr>
             <w:tcW w:w="8512" w:type="dxa"/>
-            <w:gridSpan w:val="32"/>
+            <w:gridSpan w:val="29"/>
             <w:shd w:val="clear" w:color="auto" w:fill="auto"/>
           </w:tcPr>
           <w:p>
@@ -2650,51 +2537,336 @@
         <w:widowControl w:val="0"/>
         <w:ind w:right="0"/>
       </w:pPr>
-      <w:r>
-        <w:rPr>
-          <w:rFonts w:hint="cs"/>
-          <w:cs/>
-        </w:rPr>
-        <w:t>แล้วจึงแจ้งข้อหา...ให้ข้าพเจ้าทราบว่า</w:t>
-      </w:r>
-    </w:p>
-    <w:p>
-      <w:pPr>
-        <w:widowControl w:val="0"/>
-        <w:ind w:right="0"/>
-      </w:pPr>
-    </w:p>
-    <w:p>
-      <w:pPr>
-        <w:widowControl w:val="0"/>
-        <w:ind w:right="0"/>
-      </w:pPr>
-      <w:r>
-        <w:rPr>
-          <w:rFonts w:hint="cs"/>
-          <w:cs/>
-        </w:rPr>
-        <w:t>และได้แจ้งให้ข้าพเจ้าทราบก่อนว่า ข้าพเจ้ามีสิทธิดังต่อไปนี้</w:t>
-      </w:r>
-    </w:p>
-    <w:p>
-      <w:pPr>
-        <w:widowControl w:val="0"/>
-        <w:ind w:right="0"/>
-      </w:pPr>
-    </w:p>
-    <w:p>
-      <w:pPr>
-        <w:widowControl w:val="0"/>
-        <w:ind w:right="0"/>
-      </w:pPr>
-      <w:r>
-        <w:rPr>
-          <w:rFonts w:hint="cs"/>
-          <w:cs/>
-        </w:rPr>
-        <w:t>ข้าพเจ้าทราบแล้ว ขอให้ถ้อยคำด้วยความเต็มใจดังต่อไปนี้</w:t>
-      </w:r>
+    </w:p>
+    <w:p>
+      <w:pPr>
+        <w:widowControl w:val="0"/>
+        <w:ind w:right="0"/>
+      </w:pPr>
+    </w:p>
+    <w:p>
+      <w:pPr>
+        <w:widowControl w:val="0"/>
+        <w:ind w:right="0"/>
+      </w:pPr>
+    </w:p>
+    <w:p>
+      <w:pPr>
+        <w:widowControl w:val="0"/>
+        <w:ind w:right="0"/>
+      </w:pPr>
+    </w:p>
+    <w:p>
+      <w:pPr>
+        <w:widowControl w:val="0"/>
+        <w:ind w:right="0"/>
+      </w:pPr>
+    </w:p>
+    <w:p>
+      <w:pPr>
+        <w:widowControl w:val="0"/>
+        <w:ind w:right="0"/>
+      </w:pPr>
+    </w:p>
+    <w:p>
+      <w:pPr>
+        <w:widowControl w:val="0"/>
+        <w:ind w:right="0"/>
+      </w:pPr>
+    </w:p>
+    <w:p>
+      <w:pPr>
+        <w:widowControl w:val="0"/>
+        <w:ind w:right="0"/>
+      </w:pPr>
+    </w:p>
+    <w:p>
+      <w:pPr>
+        <w:widowControl w:val="0"/>
+        <w:ind w:right="0"/>
+      </w:pPr>
+    </w:p>
+    <w:p>
+      <w:pPr>
+        <w:widowControl w:val="0"/>
+        <w:ind w:right="0"/>
+      </w:pPr>
+    </w:p>
+    <w:p>
+      <w:pPr>
+        <w:widowControl w:val="0"/>
+        <w:ind w:right="0"/>
+      </w:pPr>
+    </w:p>
+    <w:p>
+      <w:pPr>
+        <w:widowControl w:val="0"/>
+        <w:ind w:right="0"/>
+      </w:pPr>
+    </w:p>
+    <w:p>
+      <w:pPr>
+        <w:widowControl w:val="0"/>
+        <w:ind w:right="0"/>
+      </w:pPr>
+    </w:p>
+    <w:p>
+      <w:pPr>
+        <w:widowControl w:val="0"/>
+        <w:ind w:right="0"/>
+      </w:pPr>
+    </w:p>
+    <w:p>
+      <w:pPr>
+        <w:widowControl w:val="0"/>
+        <w:ind w:right="0"/>
+      </w:pPr>
+    </w:p>
+    <w:p>
+      <w:pPr>
+        <w:widowControl w:val="0"/>
+        <w:ind w:right="0"/>
+      </w:pPr>
+    </w:p>
+    <w:p>
+      <w:pPr>
+        <w:widowControl w:val="0"/>
+        <w:ind w:right="0"/>
+      </w:pPr>
+    </w:p>
+    <w:p>
+      <w:pPr>
+        <w:widowControl w:val="0"/>
+        <w:ind w:right="0"/>
+      </w:pPr>
+    </w:p>
+    <w:p>
+      <w:pPr>
+        <w:widowControl w:val="0"/>
+        <w:ind w:right="0"/>
+      </w:pPr>
+    </w:p>
+    <w:p>
+      <w:pPr>
+        <w:widowControl w:val="0"/>
+        <w:ind w:right="0"/>
+      </w:pPr>
+    </w:p>
+    <w:p>
+      <w:pPr>
+        <w:widowControl w:val="0"/>
+        <w:ind w:right="0"/>
+      </w:pPr>
+    </w:p>
+    <w:p>
+      <w:pPr>
+        <w:widowControl w:val="0"/>
+        <w:ind w:right="0"/>
+      </w:pPr>
+    </w:p>
+    <w:p>
+      <w:pPr>
+        <w:widowControl w:val="0"/>
+        <w:ind w:right="0"/>
+      </w:pPr>
+    </w:p>
+    <w:p>
+      <w:pPr>
+        <w:widowControl w:val="0"/>
+        <w:ind w:right="0"/>
+      </w:pPr>
+    </w:p>
+    <w:p>
+      <w:pPr>
+        <w:widowControl w:val="0"/>
+        <w:ind w:right="0"/>
+      </w:pPr>
+    </w:p>
+    <w:p>
+      <w:pPr>
+        <w:widowControl w:val="0"/>
+        <w:ind w:right="0"/>
+      </w:pPr>
+    </w:p>
+    <w:p>
+      <w:pPr>
+        <w:widowControl w:val="0"/>
+        <w:ind w:right="0"/>
+      </w:pPr>
+    </w:p>
+    <w:p>
+      <w:pPr>
+        <w:widowControl w:val="0"/>
+        <w:ind w:right="0"/>
+      </w:pPr>
+    </w:p>
+    <w:p>
+      <w:pPr>
+        <w:widowControl w:val="0"/>
+        <w:ind w:right="0"/>
+      </w:pPr>
+    </w:p>
+    <w:p>
+      <w:pPr>
+        <w:widowControl w:val="0"/>
+        <w:ind w:right="0"/>
+      </w:pPr>
+    </w:p>
+    <w:p>
+      <w:pPr>
+        <w:widowControl w:val="0"/>
+        <w:ind w:right="0"/>
+      </w:pPr>
+    </w:p>
+    <w:p>
+      <w:pPr>
+        <w:widowControl w:val="0"/>
+        <w:ind w:right="0"/>
+      </w:pPr>
+    </w:p>
+    <w:p>
+      <w:pPr>
+        <w:widowControl w:val="0"/>
+        <w:ind w:right="0"/>
+      </w:pPr>
+    </w:p>
+    <w:p>
+      <w:pPr>
+        <w:widowControl w:val="0"/>
+        <w:ind w:right="0"/>
+      </w:pPr>
+    </w:p>
+    <w:p>
+      <w:pPr>
+        <w:widowControl w:val="0"/>
+        <w:ind w:right="0"/>
+      </w:pPr>
+    </w:p>
+    <w:p>
+      <w:pPr>
+        <w:widowControl w:val="0"/>
+        <w:ind w:right="0"/>
+      </w:pPr>
+    </w:p>
+    <w:p>
+      <w:pPr>
+        <w:widowControl w:val="0"/>
+        <w:ind w:right="0"/>
+      </w:pPr>
+    </w:p>
+    <w:p>
+      <w:pPr>
+        <w:widowControl w:val="0"/>
+        <w:ind w:right="0"/>
+      </w:pPr>
+    </w:p>
+    <w:p>
+      <w:pPr>
+        <w:widowControl w:val="0"/>
+        <w:ind w:right="0"/>
+      </w:pPr>
+    </w:p>
+    <w:p>
+      <w:pPr>
+        <w:widowControl w:val="0"/>
+        <w:ind w:right="0"/>
+      </w:pPr>
+    </w:p>
+    <w:p>
+      <w:pPr>
+        <w:widowControl w:val="0"/>
+        <w:ind w:right="0"/>
+      </w:pPr>
+    </w:p>
+    <w:p>
+      <w:pPr>
+        <w:widowControl w:val="0"/>
+        <w:ind w:right="0"/>
+      </w:pPr>
+    </w:p>
+    <w:p>
+      <w:pPr>
+        <w:widowControl w:val="0"/>
+        <w:ind w:right="0"/>
+      </w:pPr>
+    </w:p>
+    <w:p>
+      <w:pPr>
+        <w:widowControl w:val="0"/>
+        <w:ind w:right="0"/>
+      </w:pPr>
+    </w:p>
+    <w:p>
+      <w:pPr>
+        <w:widowControl w:val="0"/>
+        <w:ind w:right="0"/>
+      </w:pPr>
+    </w:p>
+    <w:p>
+      <w:pPr>
+        <w:widowControl w:val="0"/>
+        <w:ind w:right="0"/>
+      </w:pPr>
+    </w:p>
+    <w:p>
+      <w:pPr>
+        <w:widowControl w:val="0"/>
+        <w:ind w:right="0"/>
+      </w:pPr>
+    </w:p>
+    <w:p>
+      <w:pPr>
+        <w:widowControl w:val="0"/>
+        <w:ind w:right="0"/>
+      </w:pPr>
+    </w:p>
+    <w:p>
+      <w:pPr>
+        <w:widowControl w:val="0"/>
+        <w:ind w:right="0"/>
+      </w:pPr>
+    </w:p>
+    <w:p>
+      <w:pPr>
+        <w:widowControl w:val="0"/>
+        <w:ind w:right="0"/>
+      </w:pPr>
+    </w:p>
+    <w:p>
+      <w:pPr>
+        <w:widowControl w:val="0"/>
+        <w:ind w:right="0"/>
+      </w:pPr>
+    </w:p>
+    <w:p>
+      <w:pPr>
+        <w:widowControl w:val="0"/>
+        <w:ind w:right="0"/>
+      </w:pPr>
+    </w:p>
+    <w:p>
+      <w:pPr>
+        <w:widowControl w:val="0"/>
+        <w:ind w:right="0"/>
+      </w:pPr>
+    </w:p>
+    <w:p>
+      <w:pPr>
+        <w:widowControl w:val="0"/>
+        <w:ind w:right="0"/>
+      </w:pPr>
+    </w:p>
+    <w:p>
+      <w:pPr>
+        <w:widowControl w:val="0"/>
+        <w:ind w:right="0"/>
+      </w:pPr>
+    </w:p>
+    <w:p>
+      <w:pPr>
+        <w:widowControl w:val="0"/>
+        <w:ind w:right="0"/>
+      </w:pPr>
     </w:p>
     <w:p>
       <w:pPr>
@@ -3093,155 +3265,6 @@
     <w:pPr>
       <w:pStyle w:val="a6"/>
     </w:pPr>
-    <w:r>
-      <w:rPr>
-        <w:rFonts w:ascii="Times New Roman" w:eastAsia="Times New Roman" w:hAnsi="Times New Roman" w:cs="Times New Roman"/>
-        <w:noProof/>
-        <w:sz w:val="24"/>
-        <w:szCs w:val="24"/>
-      </w:rPr>
-      <mc:AlternateContent>
-        <mc:Choice Requires="wps">
-          <w:drawing>
-            <wp:anchor distT="45720" distB="45720" distL="114300" distR="114300" simplePos="0" relativeHeight="251665408" behindDoc="0" locked="0" layoutInCell="1" allowOverlap="1" wp14:anchorId="2881DA0B" wp14:editId="76AE380D">
-              <wp:simplePos x="0" y="0"/>
-              <wp:positionH relativeFrom="page">
-                <wp:posOffset>6145102</wp:posOffset>
-              </wp:positionH>
-              <wp:positionV relativeFrom="margin">
-                <wp:posOffset>8526704</wp:posOffset>
-              </wp:positionV>
-              <wp:extent cx="1127760" cy="365760"/>
-              <wp:effectExtent l="0" t="0" r="0" b="0"/>
-              <wp:wrapNone/>
-              <wp:docPr id="10" name="Text Box 2"/>
-              <wp:cNvGraphicFramePr>
-                <a:graphicFrameLocks xmlns:a="http://schemas.openxmlformats.org/drawingml/2006/main"/>
-              </wp:cNvGraphicFramePr>
-              <a:graphic xmlns:a="http://schemas.openxmlformats.org/drawingml/2006/main">
-                <a:graphicData uri="http://schemas.microsoft.com/office/word/2010/wordprocessingShape">
-                  <wps:wsp>
-                    <wps:cNvSpPr txBox="1">
-                      <a:spLocks noChangeArrowheads="1"/>
-                    </wps:cNvSpPr>
-                    <wps:spPr bwMode="auto">
-                      <a:xfrm>
-                        <a:off x="0" y="0"/>
-                        <a:ext cx="1127760" cy="365760"/>
-                      </a:xfrm>
-                      <a:prstGeom prst="rect">
-                        <a:avLst/>
-                      </a:prstGeom>
-                      <a:noFill/>
-                      <a:ln w="9525">
-                        <a:noFill/>
-                        <a:miter lim="800000"/>
-                        <a:headEnd/>
-                        <a:tailEnd/>
-                      </a:ln>
-                    </wps:spPr>
-                    <wps:txbx>
-                      <w:txbxContent>
-                        <w:p>
-                          <w:pPr>
-                            <w:jc w:val="center"/>
-                            <w:rPr>
-                              <w:b/>
-                              <w:bCs/>
-                            </w:rPr>
-                          </w:pPr>
-                          <w:r>
-                            <w:rPr>
-                              <w:b/>
-                              <w:bCs/>
-                              <w:cs/>
-                            </w:rPr>
-                            <w:t xml:space="preserve">(ส ๕๖ - </w:t>
-                          </w:r>
-                          <w:r>
-                            <w:rPr>
-                              <w:b/>
-                              <w:bCs/>
-                              <w:cs/>
-                            </w:rPr>
-                            <w:t>๕</w:t>
-                          </w:r>
-                          <w:r>
-                            <w:rPr>
-                              <w:b/>
-                              <w:bCs/>
-                              <w:cs/>
-                            </w:rPr>
-                            <w:t>)</w:t>
-                          </w:r>
-                        </w:p>
-                      </w:txbxContent>
-                    </wps:txbx>
-                    <wps:bodyPr rot="0" vertOverflow="clip" horzOverflow="clip" vert="horz" wrap="square" lIns="91440" tIns="45720" rIns="91440" bIns="45720" anchor="t" anchorCtr="0">
-                      <a:spAutoFit/>
-                    </wps:bodyPr>
-                  </wps:wsp>
-                </a:graphicData>
-              </a:graphic>
-              <wp14:sizeRelH relativeFrom="margin">
-                <wp14:pctWidth>0</wp14:pctWidth>
-              </wp14:sizeRelH>
-              <wp14:sizeRelV relativeFrom="margin">
-                <wp14:pctHeight>20000</wp14:pctHeight>
-              </wp14:sizeRelV>
-            </wp:anchor>
-          </w:drawing>
-        </mc:Choice>
-        <mc:Fallback>
-          <w:pict>
-            <v:shapetype w14:anchorId="2881DA0B" id="_x0000_t202" coordsize="21600,21600" o:spt="202" path="m,l,21600r21600,l21600,xe">
-              <v:stroke joinstyle="miter"/>
-              <v:path gradientshapeok="t" o:connecttype="rect"/>
-            </v:shapetype>
-            <v:shape id="_x0000_s1031" type="#_x0000_t202" style="position:absolute;left:0;text-align:left;margin-left:483.85pt;margin-top:671.4pt;width:88.8pt;height:28.8pt;z-index:251665408;visibility:visible;mso-wrap-style:square;mso-width-percent:0;mso-height-percent:200;mso-wrap-distance-left:9pt;mso-wrap-distance-top:3.6pt;mso-wrap-distance-right:9pt;mso-wrap-distance-bottom:3.6pt;mso-position-horizontal:absolute;mso-position-horizontal-relative:page;mso-position-vertical:absolute;mso-position-vertical-relative:margin;mso-width-percent:0;mso-height-percent:200;mso-width-relative:margin;mso-height-relative:margin;v-text-anchor:top" o:gfxdata="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" filled="f" stroked="f">
-              <v:textbox style="mso-fit-shape-to-text:t">
-                <w:txbxContent>
-                  <w:p>
-                    <w:pPr>
-                      <w:jc w:val="center"/>
-                      <w:rPr>
-                        <w:b/>
-                        <w:bCs/>
-                      </w:rPr>
-                    </w:pPr>
-                    <w:r>
-                      <w:rPr>
-                        <w:b/>
-                        <w:bCs/>
-                        <w:cs/>
-                      </w:rPr>
-                      <w:t xml:space="preserve">(ส ๕๖ - </w:t>
-                    </w:r>
-                    <w:r>
-                      <w:rPr>
-                        <w:b/>
-                        <w:bCs/>
-                        <w:cs/>
-                      </w:rPr>
-                      <w:t>๕</w:t>
-                    </w:r>
-                    <w:r>
-                      <w:rPr>
-                        <w:b/>
-                        <w:bCs/>
-                        <w:cs/>
-                      </w:rPr>
-                      <w:t>)</w:t>
-                    </w:r>
-                  </w:p>
-                </w:txbxContent>
-              </v:textbox>
-              <w10:wrap anchorx="page" anchory="margin"/>
-            </v:shape>
-          </w:pict>
-        </mc:Fallback>
-      </mc:AlternateContent>
-    </w:r>
   </w:p>
 </w:ftr>
 </file>
@@ -3310,6 +3333,7 @@
                           </w:pPr>
                           <w:r>
                             <w:rPr>
+                              <w:rFonts w:ascii="TH Sarabun New" w:hAnsi="TH Sarabun New" w:cs="TH Sarabun New"/>
                               <w:b/>
                               <w:bCs/>
                               <w:cs/>
@@ -3318,14 +3342,16 @@
                           </w:r>
                           <w:r>
                             <w:rPr>
-                              <w:b/>
-                              <w:bCs/>
-                              <w:cs/>
-                            </w:rPr>
-                            <w:t>๕</w:t>
-                          </w:r>
-                          <w:r>
-                            <w:rPr>
+                              <w:rFonts w:ascii="TH Sarabun New" w:hAnsi="TH Sarabun New" w:cs="TH Sarabun New" w:hint="cs"/>
+                              <w:b/>
+                              <w:bCs/>
+                              <w:cs/>
+                            </w:rPr>
+                            <w:t>๖</w:t>
+                          </w:r>
+                          <w:r>
+                            <w:rPr>
+                              <w:rFonts w:ascii="TH Sarabun New" w:hAnsi="TH Sarabun New" w:cs="TH Sarabun New"/>
                               <w:b/>
                               <w:bCs/>
                               <w:cs/>
@@ -3356,7 +3382,7 @@
               <v:stroke joinstyle="miter"/>
               <v:path gradientshapeok="t" o:connecttype="rect"/>
             </v:shapetype>
-            <v:shape id="_x0000_s1032" type="#_x0000_t202" style="position:absolute;left:0;text-align:left;margin-left:38.6pt;margin-top:671pt;width:88.8pt;height:28.8pt;z-index:251661312;visibility:visible;mso-wrap-style:square;mso-width-percent:0;mso-height-percent:200;mso-wrap-distance-left:9pt;mso-wrap-distance-top:3.6pt;mso-wrap-distance-right:9pt;mso-wrap-distance-bottom:3.6pt;mso-position-horizontal:absolute;mso-position-horizontal-relative:left-margin-area;mso-position-vertical:absolute;mso-position-vertical-relative:margin;mso-width-percent:0;mso-height-percent:200;mso-width-relative:margin;mso-height-relative:margin;v-text-anchor:top" o:gfxdata="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" filled="f" stroked="f">
+            <v:shape id="_x0000_s1031" type="#_x0000_t202" style="position:absolute;left:0;text-align:left;margin-left:38.6pt;margin-top:671pt;width:88.8pt;height:28.8pt;z-index:251661312;visibility:visible;mso-wrap-style:square;mso-width-percent:0;mso-height-percent:200;mso-wrap-distance-left:9pt;mso-wrap-distance-top:3.6pt;mso-wrap-distance-right:9pt;mso-wrap-distance-bottom:3.6pt;mso-position-horizontal:absolute;mso-position-horizontal-relative:left-margin-area;mso-position-vertical:absolute;mso-position-vertical-relative:margin;mso-width-percent:0;mso-height-percent:200;mso-width-relative:margin;mso-height-relative:margin;v-text-anchor:top" o:gfxdata="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" filled="f" stroked="f">
               <v:textbox style="mso-fit-shape-to-text:t">
                 <w:txbxContent>
                   <w:p>
@@ -3368,6 +3394,7 @@
                     </w:pPr>
                     <w:r>
                       <w:rPr>
+                        <w:rFonts w:ascii="TH Sarabun New" w:hAnsi="TH Sarabun New" w:cs="TH Sarabun New"/>
                         <w:b/>
                         <w:bCs/>
                         <w:cs/>
@@ -3376,14 +3403,16 @@
                     </w:r>
                     <w:r>
                       <w:rPr>
-                        <w:b/>
-                        <w:bCs/>
-                        <w:cs/>
-                      </w:rPr>
-                      <w:t>๕</w:t>
-                    </w:r>
-                    <w:r>
-                      <w:rPr>
+                        <w:rFonts w:ascii="TH Sarabun New" w:hAnsi="TH Sarabun New" w:cs="TH Sarabun New" w:hint="cs"/>
+                        <w:b/>
+                        <w:bCs/>
+                        <w:cs/>
+                      </w:rPr>
+                      <w:t>๖</w:t>
+                    </w:r>
+                    <w:r>
+                      <w:rPr>
+                        <w:rFonts w:ascii="TH Sarabun New" w:hAnsi="TH Sarabun New" w:cs="TH Sarabun New"/>
                         <w:b/>
                         <w:bCs/>
                         <w:cs/>
@@ -3426,19 +3455,7 @@
         <w:sz w:val="24"/>
         <w:szCs w:val="24"/>
       </w:rPr>
-      <w:t xml:space="preserve">                                                                                                                                 </w:t>
-    </w:r>
-    <w:r>
-      <w:rPr>
-        <w:rFonts w:cs="TH SarabunIT๙"/>
-        <w:b/>
-        <w:bCs/>
-        <w:color w:val="7F7F7F" w:themeColor="text1" w:themeTint="80"/>
-        <w:sz w:val="24"/>
-        <w:szCs w:val="24"/>
-        <w:cs/>
-      </w:rPr>
-      <w:t>สอบสวน.</w:t>
+      <w:tab/>
     </w:r>
     <w:r>
       <w:rPr>
@@ -3449,11 +3466,56 @@
         <w:sz w:val="24"/>
         <w:szCs w:val="24"/>
       </w:rPr>
-      <w:t>com</w:t>
+      <w:tab/>
     </w:r>
     <w:r>
       <w:rPr>
-        <w:rFonts w:eastAsia="Times New Roman" w:cs="TH SarabunIT๙"/>
+        <w:rFonts w:cs="TH SarabunIT๙"/>
+        <w:b/>
+        <w:bCs/>
+        <w:color w:val="7F7F7F" w:themeColor="text1" w:themeTint="80"/>
+        <w:sz w:val="24"/>
+        <w:szCs w:val="24"/>
+      </w:rPr>
+      <w:tab/>
+    </w:r>
+    <w:r>
+      <w:rPr>
+        <w:rFonts w:cs="TH SarabunIT๙"/>
+        <w:b/>
+        <w:bCs/>
+        <w:color w:val="7F7F7F" w:themeColor="text1" w:themeTint="80"/>
+        <w:sz w:val="24"/>
+        <w:szCs w:val="24"/>
+      </w:rPr>
+      <w:tab/>
+    </w:r>
+    <w:r>
+      <w:rPr>
+        <w:rFonts w:cs="TH SarabunIT๙" w:hint="cs"/>
+        <w:b/>
+        <w:bCs/>
+        <w:color w:val="7F7F7F" w:themeColor="text1" w:themeTint="80"/>
+        <w:sz w:val="24"/>
+        <w:szCs w:val="24"/>
+        <w:cs/>
+      </w:rPr>
+      <w:t/>
+    </w:r>
+    <w:r>
+      <w:rPr>
+        <w:rFonts w:cs="TH SarabunIT๙" w:hint="cs"/>
+        <w:b/>
+        <w:bCs/>
+        <w:color w:val="7F7F7F" w:themeColor="text1" w:themeTint="80"/>
+        <w:sz w:val="24"/>
+        <w:szCs w:val="24"/>
+      </w:rPr>
+      <w:t/>
+    </w:r>
+    <w:r>
+      <w:rPr>
+        <w:rFonts w:eastAsia="Times New Roman" w:cs="TH SarabunIT๙" w:hint="cs"/>
         <w:noProof/>
         <w:sz w:val="24"/>
         <w:szCs w:val="24"/>
@@ -3461,10 +3523,10 @@
       <mc:AlternateContent>
         <mc:Choice Requires="wps">
           <w:drawing>
-            <wp:anchor distT="45720" distB="45720" distL="114300" distR="114300" simplePos="0" relativeHeight="251667456" behindDoc="0" locked="0" layoutInCell="1" allowOverlap="1" wp14:anchorId="181353DA" wp14:editId="27DD5444">
+            <wp:anchor distT="45720" distB="45720" distL="114300" distR="114300" simplePos="0" relativeHeight="251667456" behindDoc="0" locked="0" layoutInCell="1" allowOverlap="1" wp14:anchorId="181353DA" wp14:editId="2F45E8AC">
               <wp:simplePos x="0" y="0"/>
               <wp:positionH relativeFrom="page">
-                <wp:posOffset>488950</wp:posOffset>
+                <wp:posOffset>489536</wp:posOffset>
               </wp:positionH>
               <wp:positionV relativeFrom="margin">
                 <wp:posOffset>8933180</wp:posOffset>
@@ -3510,6 +3572,7 @@
                           </w:pPr>
                           <w:r>
                             <w:rPr>
+                              <w:rFonts w:ascii="TH Sarabun New" w:hAnsi="TH Sarabun New" w:cs="TH Sarabun New"/>
                               <w:b/>
                               <w:bCs/>
                               <w:cs/>
@@ -3518,14 +3581,16 @@
                           </w:r>
                           <w:r>
                             <w:rPr>
-                              <w:b/>
-                              <w:bCs/>
-                              <w:cs/>
-                            </w:rPr>
-                            <w:t>๕</w:t>
-                          </w:r>
-                          <w:r>
-                            <w:rPr>
+                              <w:rFonts w:ascii="TH Sarabun New" w:hAnsi="TH Sarabun New" w:cs="TH Sarabun New" w:hint="cs"/>
+                              <w:b/>
+                              <w:bCs/>
+                              <w:cs/>
+                            </w:rPr>
+                            <w:t>๔</w:t>
+                          </w:r>
+                          <w:r>
+                            <w:rPr>
+                              <w:rFonts w:ascii="TH Sarabun New" w:hAnsi="TH Sarabun New" w:cs="TH Sarabun New"/>
                               <w:b/>
                               <w:bCs/>
                               <w:cs/>
@@ -3556,7 +3621,7 @@
               <v:stroke joinstyle="miter"/>
               <v:path gradientshapeok="t" o:connecttype="rect"/>
             </v:shapetype>
-            <v:shape id="_x0000_s1038" type="#_x0000_t202" style="position:absolute;left:0;text-align:left;margin-left:38.5pt;margin-top:703.4pt;width:88.8pt;height:28.8pt;z-index:251667456;visibility:visible;mso-wrap-style:square;mso-width-percent:0;mso-height-percent:200;mso-wrap-distance-left:9pt;mso-wrap-distance-top:3.6pt;mso-wrap-distance-right:9pt;mso-wrap-distance-bottom:3.6pt;mso-position-horizontal:absolute;mso-position-horizontal-relative:page;mso-position-vertical:absolute;mso-position-vertical-relative:margin;mso-width-percent:0;mso-height-percent:200;mso-width-relative:margin;mso-height-relative:margin;v-text-anchor:top" o:gfxdata="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" filled="f" stroked="f">
+            <v:shape id="_x0000_s1037" type="#_x0000_t202" style="position:absolute;left:0;text-align:left;margin-left:38.55pt;margin-top:703.4pt;width:88.8pt;height:28.8pt;z-index:251667456;visibility:visible;mso-wrap-style:square;mso-width-percent:0;mso-height-percent:200;mso-wrap-distance-left:9pt;mso-wrap-distance-top:3.6pt;mso-wrap-distance-right:9pt;mso-wrap-distance-bottom:3.6pt;mso-position-horizontal:absolute;mso-position-horizontal-relative:page;mso-position-vertical:absolute;mso-position-vertical-relative:margin;mso-width-percent:0;mso-height-percent:200;mso-width-relative:margin;mso-height-relative:margin;v-text-anchor:top" o:gfxdata="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" filled="f" stroked="f">
               <v:textbox style="mso-fit-shape-to-text:t">
                 <w:txbxContent>
                   <w:p>
@@ -3569,6 +3634,7 @@
                     </w:pPr>
                     <w:r>
                       <w:rPr>
+                        <w:rFonts w:ascii="TH Sarabun New" w:hAnsi="TH Sarabun New" w:cs="TH Sarabun New"/>
                         <w:b/>
                         <w:bCs/>
                         <w:cs/>
@@ -3577,14 +3643,16 @@
                     </w:r>
                     <w:r>
                       <w:rPr>
-                        <w:b/>
-                        <w:bCs/>
-                        <w:cs/>
-                      </w:rPr>
-                      <w:t>๕</w:t>
-                    </w:r>
-                    <w:r>
-                      <w:rPr>
+                        <w:rFonts w:ascii="TH Sarabun New" w:hAnsi="TH Sarabun New" w:cs="TH Sarabun New" w:hint="cs"/>
+                        <w:b/>
+                        <w:bCs/>
+                        <w:cs/>
+                      </w:rPr>
+                      <w:t>๔</w:t>
+                    </w:r>
+                    <w:r>
+                      <w:rPr>
+                        <w:rFonts w:ascii="TH Sarabun New" w:hAnsi="TH Sarabun New" w:cs="TH Sarabun New"/>
                         <w:b/>
                         <w:bCs/>
                         <w:cs/>
@@ -3602,7 +3670,7 @@
     </w:r>
     <w:r>
       <w:rPr>
-        <w:rFonts w:cs="TH SarabunIT๙"/>
+        <w:rFonts w:cs="TH SarabunIT๙" w:hint="cs"/>
         <w:noProof/>
         <w:sz w:val="24"/>
         <w:szCs w:val="24"/>
@@ -3744,7 +3812,7 @@
         </mc:Choice>
         <mc:Fallback>
           <w:pict>
-            <v:shape w14:anchorId="293A0B4D" id="_x0000_s1039" type="#_x0000_t202" style="position:absolute;left:0;text-align:left;margin-left:-6.95pt;margin-top:561.5pt;width:429.25pt;height:176.7pt;z-index:251655168;visibility:visible;mso-wrap-style:square;mso-width-percent:0;mso-height-percent:0;mso-wrap-distance-left:9pt;mso-wrap-distance-top:3.6pt;mso-wrap-distance-right:9pt;mso-wrap-distance-bottom:3.6pt;mso-position-horizontal:absolute;mso-position-horizontal-relative:margin;mso-position-vertical:absolute;mso-position-vertical-relative:margin;mso-width-percent:0;mso-height-percent:0;mso-width-relative:margin;mso-height-relative:margin;v-text-anchor:top" o:gfxdata="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" filled="f" stroked="f">
+            <v:shape w14:anchorId="293A0B4D" id="_x0000_s1038" type="#_x0000_t202" style="position:absolute;left:0;text-align:left;margin-left:-6.95pt;margin-top:561.5pt;width:429.25pt;height:176.7pt;z-index:251655168;visibility:visible;mso-wrap-style:square;mso-width-percent:0;mso-height-percent:0;mso-wrap-distance-left:9pt;mso-wrap-distance-top:3.6pt;mso-wrap-distance-right:9pt;mso-wrap-distance-bottom:3.6pt;mso-position-horizontal:absolute;mso-position-horizontal-relative:margin;mso-position-vertical:absolute;mso-position-vertical-relative:margin;mso-width-percent:0;mso-height-percent:0;mso-width-relative:margin;mso-height-relative:margin;v-text-anchor:top" o:gfxdata="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" filled="f" stroked="f">
               <v:textbox>
                 <w:txbxContent>
                   <w:p>
@@ -3869,7 +3937,7 @@
       <mc:AlternateContent>
         <mc:Choice Requires="wps">
           <w:drawing>
-            <wp:anchor distT="45720" distB="45720" distL="114300" distR="114300" simplePos="0" relativeHeight="251649024" behindDoc="1" locked="0" layoutInCell="1" allowOverlap="1" wp14:anchorId="0219259B" wp14:editId="6526A811">
+            <wp:anchor distT="45720" distB="45720" distL="114300" distR="114300" simplePos="0" relativeHeight="251649024" behindDoc="1" locked="0" layoutInCell="1" allowOverlap="1" wp14:anchorId="0219259B" wp14:editId="6BEBAC11">
               <wp:simplePos x="0" y="0"/>
               <wp:positionH relativeFrom="column">
                 <wp:posOffset>-87358</wp:posOffset>
@@ -3877,7 +3945,7 @@
               <wp:positionV relativeFrom="paragraph">
                 <wp:posOffset>293914</wp:posOffset>
               </wp:positionV>
-              <wp:extent cx="6102985" cy="9051472"/>
+              <wp:extent cx="6102985" cy="9056915"/>
               <wp:effectExtent l="0" t="0" r="0" b="0"/>
               <wp:wrapNone/>
               <wp:docPr id="5" name="Text Box 2"/>
@@ -3893,7 +3961,7 @@
                     <wps:spPr bwMode="auto">
                       <a:xfrm>
                         <a:off x="0" y="0"/>
-                        <a:ext cx="6102985" cy="9051472"/>
+                        <a:ext cx="6102985" cy="9056915"/>
                       </a:xfrm>
                       <a:prstGeom prst="rect">
                         <a:avLst/>
@@ -4362,7 +4430,7 @@
               <v:stroke joinstyle="miter"/>
               <v:path gradientshapeok="t" o:connecttype="rect"/>
             </v:shapetype>
-            <v:shape id="Text Box 2" o:spid="_x0000_s1026" type="#_x0000_t202" style="position:absolute;left:0;text-align:left;margin-left:-6.9pt;margin-top:23.15pt;width:480.55pt;height:712.7pt;z-index:-251667456;visibility:visible;mso-wrap-style:square;mso-width-percent:0;mso-height-percent:0;mso-wrap-distance-left:9pt;mso-wrap-distance-top:3.6pt;mso-wrap-distance-right:9pt;mso-wrap-distance-bottom:3.6pt;mso-position-horizontal:absolute;mso-position-horizontal-relative:text;mso-position-vertical:absolute;mso-position-vertical-relative:text;mso-width-percent:0;mso-height-percent:0;mso-width-relative:margin;mso-height-relative:margin;v-text-anchor:top" o:gfxdata="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" filled="f" stroked="f">
+            <v:shape id="Text Box 2" o:spid="_x0000_s1026" type="#_x0000_t202" style="position:absolute;left:0;text-align:left;margin-left:-6.9pt;margin-top:23.15pt;width:480.55pt;height:713.15pt;z-index:-251667456;visibility:visible;mso-wrap-style:square;mso-width-percent:0;mso-height-percent:0;mso-wrap-distance-left:9pt;mso-wrap-distance-top:3.6pt;mso-wrap-distance-right:9pt;mso-wrap-distance-bottom:3.6pt;mso-position-horizontal:absolute;mso-position-horizontal-relative:text;mso-position-vertical:absolute;mso-position-vertical-relative:text;mso-width-percent:0;mso-height-percent:0;mso-width-relative:margin;mso-height-relative:margin;v-text-anchor:top" o:gfxdata="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" filled="f" stroked="f">
               <v:textbox>
                 <w:txbxContent>
                   <w:p>
@@ -4797,7 +4865,7 @@
       <mc:AlternateContent>
         <mc:Choice Requires="wps">
           <w:drawing>
-            <wp:anchor distT="0" distB="0" distL="114300" distR="114300" simplePos="0" relativeHeight="251646976" behindDoc="0" locked="0" layoutInCell="1" allowOverlap="1" wp14:anchorId="39D6D794" wp14:editId="586194B3">
+            <wp:anchor distT="0" distB="0" distL="114300" distR="114300" simplePos="0" relativeHeight="251646976" behindDoc="0" locked="0" layoutInCell="1" allowOverlap="1" wp14:anchorId="39D6D794" wp14:editId="32F2D0B2">
               <wp:simplePos x="0" y="0"/>
               <wp:positionH relativeFrom="column">
                 <wp:posOffset>5296947</wp:posOffset>
@@ -4858,7 +4926,7 @@
         </mc:Choice>
         <mc:Fallback>
           <w:pict>
-            <v:line w14:anchorId="4F41EDDE" id="Line 8" o:spid="_x0000_s1026" style="position:absolute;z-index:251646976;visibility:visible;mso-wrap-style:square;mso-width-percent:0;mso-height-percent:0;mso-wrap-distance-left:9pt;mso-wrap-distance-top:0;mso-wrap-distance-right:9pt;mso-wrap-distance-bottom:0;mso-position-horizontal:absolute;mso-position-horizontal-relative:text;mso-position-vertical:absolute;mso-position-vertical-relative:text;mso-width-percent:0;mso-height-percent:0;mso-width-relative:page;mso-height-relative:page" from="417.1pt,23.05pt" to="417.1pt,721.45pt" o:gfxdata="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" strokeweight="1pt"/>
+            <v:line w14:anchorId="4F60B44B" id="Line 8" o:spid="_x0000_s1026" style="position:absolute;z-index:251646976;visibility:visible;mso-wrap-style:square;mso-width-percent:0;mso-height-percent:0;mso-wrap-distance-left:9pt;mso-wrap-distance-top:0;mso-wrap-distance-right:9pt;mso-wrap-distance-bottom:0;mso-position-horizontal:absolute;mso-position-horizontal-relative:text;mso-position-vertical:absolute;mso-position-vertical-relative:text;mso-width-percent:0;mso-height-percent:0;mso-width-relative:page;mso-height-relative:page" from="417.1pt,23.05pt" to="417.1pt,721.45pt" o:gfxdata="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" strokeweight="1pt"/>
           </w:pict>
         </mc:Fallback>
       </mc:AlternateContent>
@@ -4976,7 +5044,7 @@
       <mc:AlternateContent>
         <mc:Choice Requires="wps">
           <w:drawing>
-            <wp:anchor distT="0" distB="0" distL="114300" distR="114300" simplePos="0" relativeHeight="251680768" behindDoc="1" locked="0" layoutInCell="1" allowOverlap="0" wp14:anchorId="5D104A67" wp14:editId="48C93824">
+            <wp:anchor distT="0" distB="0" distL="114300" distR="114300" simplePos="0" relativeHeight="251680768" behindDoc="1" locked="0" layoutInCell="1" allowOverlap="0" wp14:anchorId="5D104A67" wp14:editId="2878EB01">
               <wp:simplePos x="0" y="0"/>
               <wp:positionH relativeFrom="page">
                 <wp:align>right</wp:align>
@@ -4984,7 +5052,7 @@
               <wp:positionV relativeFrom="page">
                 <wp:posOffset>65112</wp:posOffset>
               </wp:positionV>
-              <wp:extent cx="7552690" cy="949960"/>
+              <wp:extent cx="7552690" cy="873760"/>
               <wp:effectExtent l="0" t="0" r="0" b="2540"/>
               <wp:wrapNone/>
               <wp:docPr id="703140964" name="Text Box 2"/>
@@ -5000,7 +5068,7 @@
                     <wps:spPr bwMode="auto">
                       <a:xfrm>
                         <a:off x="0" y="0"/>
-                        <a:ext cx="7552690" cy="949960"/>
+                        <a:ext cx="7552690" cy="873760"/>
                       </a:xfrm>
                       <a:prstGeom prst="rect">
                         <a:avLst/>
@@ -5141,7 +5209,7 @@
               <v:stroke joinstyle="miter"/>
               <v:path gradientshapeok="t" o:connecttype="rect"/>
             </v:shapetype>
-            <v:shape id="_x0000_s1028" type="#_x0000_t202" style="position:absolute;left:0;text-align:left;margin-left:543.5pt;margin-top:5.15pt;width:594.7pt;height:74.8pt;z-index:-251635712;visibility:visible;mso-wrap-style:square;mso-width-percent:0;mso-height-percent:0;mso-wrap-distance-left:9pt;mso-wrap-distance-top:0;mso-wrap-distance-right:9pt;mso-wrap-distance-bottom:0;mso-position-horizontal:right;mso-position-horizontal-relative:page;mso-position-vertical:absolute;mso-position-vertical-relative:page;mso-width-percent:0;mso-height-percent:0;mso-width-relative:margin;mso-height-relative:margin;v-text-anchor:top" o:gfxdata="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" o:allowoverlap="f" filled="f" stroked="f">
+            <v:shape id="_x0000_s1028" type="#_x0000_t202" style="position:absolute;left:0;text-align:left;margin-left:543.5pt;margin-top:5.15pt;width:594.7pt;height:68.8pt;z-index:-251635712;visibility:visible;mso-wrap-style:square;mso-width-percent:0;mso-height-percent:0;mso-wrap-distance-left:9pt;mso-wrap-distance-top:0;mso-wrap-distance-right:9pt;mso-wrap-distance-bottom:0;mso-position-horizontal:right;mso-position-horizontal-relative:page;mso-position-vertical:absolute;mso-position-vertical-relative:page;mso-width-percent:0;mso-height-percent:0;mso-width-relative:margin;mso-height-relative:margin;v-text-anchor:top" o:gfxdata="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" o:allowoverlap="f" filled="f" stroked="f">
               <v:textbox>
                 <w:txbxContent>
                   <w:p/>
@@ -5342,9 +5410,11 @@
       <w:pStyle w:val="a4"/>
       <w:tabs>
         <w:tab w:val="clear" w:pos="4680"/>
+        <w:tab w:val="left" w:pos="2960"/>
+        <w:tab w:val="center" w:pos="3895"/>
       </w:tabs>
       <w:ind w:left="-90" w:right="296"/>
-      <w:jc w:val="center"/>
+      <w:jc w:val="left"/>
     </w:pPr>
     <w:r>
       <w:rPr>
@@ -5356,7 +5426,7 @@
       <mc:AlternateContent>
         <mc:Choice Requires="wps">
           <w:drawing>
-            <wp:anchor distT="45720" distB="45720" distL="114300" distR="114300" simplePos="0" relativeHeight="251657216" behindDoc="1" locked="0" layoutInCell="1" allowOverlap="1" wp14:anchorId="19C460CF" wp14:editId="3EEF1549">
+            <wp:anchor distT="45720" distB="45720" distL="114300" distR="114300" simplePos="0" relativeHeight="251657216" behindDoc="1" locked="0" layoutInCell="1" allowOverlap="1" wp14:anchorId="19C460CF" wp14:editId="6393F3F3">
               <wp:simplePos x="0" y="0"/>
               <wp:positionH relativeFrom="column">
                 <wp:posOffset>-87086</wp:posOffset>
@@ -5870,6 +5940,12 @@
     </w:r>
     <w:r>
       <w:rPr>
+        <w:cs/>
+      </w:rPr>
+      <w:tab/>
+    </w:r>
+    <w:r>
+      <w:rPr>
         <w:rFonts w:cs="TH SarabunIT๙" w:hint="cs"/>
         <w:noProof/>
         <w:szCs w:val="32"/>
@@ -5878,7 +5954,7 @@
       <mc:AlternateContent>
         <mc:Choice Requires="wps">
           <w:drawing>
-            <wp:anchor distT="0" distB="0" distL="114300" distR="114300" simplePos="0" relativeHeight="251651072" behindDoc="0" locked="0" layoutInCell="1" allowOverlap="1" wp14:anchorId="1DC2B334" wp14:editId="35F64049">
+            <wp:anchor distT="0" distB="0" distL="114300" distR="114300" simplePos="0" relativeHeight="251651072" behindDoc="0" locked="0" layoutInCell="1" allowOverlap="1" wp14:anchorId="1DC2B334" wp14:editId="6DECC043">
               <wp:simplePos x="0" y="0"/>
               <wp:positionH relativeFrom="column">
                 <wp:posOffset>-69422</wp:posOffset>
@@ -5939,7 +6015,7 @@
         </mc:Choice>
         <mc:Fallback>
           <w:pict>
-            <v:line w14:anchorId="7474F62C" id="Line 9" o:spid="_x0000_s1026" style="position:absolute;z-index:251651072;visibility:visible;mso-wrap-style:square;mso-width-percent:0;mso-height-percent:0;mso-wrap-distance-left:9pt;mso-wrap-distance-top:0;mso-wrap-distance-right:9pt;mso-wrap-distance-bottom:0;mso-position-horizontal:absolute;mso-position-horizontal-relative:text;mso-position-vertical:absolute;mso-position-vertical-relative:text;mso-width-percent:0;mso-height-percent:0;mso-width-relative:page;mso-height-relative:page" from="-5.45pt,23.1pt" to="-5.45pt,721.5pt" o:gfxdata="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" strokeweight="1pt"/>
+            <v:line w14:anchorId="458EA5FA" id="Line 9" o:spid="_x0000_s1026" style="position:absolute;z-index:251651072;visibility:visible;mso-wrap-style:square;mso-width-percent:0;mso-height-percent:0;mso-wrap-distance-left:9pt;mso-wrap-distance-top:0;mso-wrap-distance-right:9pt;mso-wrap-distance-bottom:0;mso-position-horizontal:absolute;mso-position-horizontal-relative:text;mso-position-vertical:absolute;mso-position-vertical-relative:text;mso-width-percent:0;mso-height-percent:0;mso-width-relative:page;mso-height-relative:page" from="-5.45pt,23.1pt" to="-5.45pt,721.5pt" o:gfxdata="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" strokeweight="1pt"/>
           </w:pict>
         </mc:Fallback>
       </mc:AlternateContent>
@@ -5965,13 +6041,13 @@
       <mc:AlternateContent>
         <mc:Choice Requires="wps">
           <w:drawing>
-            <wp:anchor distT="45720" distB="45720" distL="114300" distR="114300" simplePos="0" relativeHeight="251668480" behindDoc="0" locked="0" layoutInCell="1" allowOverlap="1" wp14:anchorId="77CF2AF1" wp14:editId="7AA46823">
+            <wp:anchor distT="45720" distB="45720" distL="114300" distR="114300" simplePos="0" relativeHeight="251668480" behindDoc="0" locked="0" layoutInCell="1" allowOverlap="1" wp14:anchorId="77CF2AF1" wp14:editId="45294924">
               <wp:simplePos x="0" y="0"/>
               <wp:positionH relativeFrom="page">
                 <wp:align>right</wp:align>
               </wp:positionH>
               <wp:positionV relativeFrom="paragraph">
-                <wp:posOffset>106681</wp:posOffset>
+                <wp:posOffset>108856</wp:posOffset>
               </wp:positionV>
               <wp:extent cx="7569835" cy="9541329"/>
               <wp:effectExtent l="0" t="0" r="0" b="3175"/>
@@ -7164,58 +7240,15 @@
                               <w:bCs/>
                               <w:cs/>
                             </w:rPr>
-                            <w:t>เก</w:t>
-                          </w:r>
-                          <w:r>
-                            <w:rPr>
-                              <w:rFonts w:hint="cs"/>
-                              <w:b/>
-                              <w:bCs/>
-                              <w:cs/>
-                            </w:rPr>
-                            <w:t>ิดแขวง/ตำบล</w:t>
-                          </w:r>
-                          <w:r>
-                            <w:rPr>
-                              <w:b/>
-                              <w:bCs/>
-                              <w:cs/>
-                            </w:rPr>
-                            <w:tab/>
-                          </w:r>
-                          <w:r>
-                            <w:rPr>
-                              <w:rFonts w:hint="cs"/>
-                              <w:b/>
-                              <w:bCs/>
-                              <w:cs/>
-                            </w:rPr>
-                            <w:t>เขต/อำเภอ</w:t>
-                          </w:r>
-                          <w:r>
-                            <w:rPr>
-                              <w:b/>
-                              <w:bCs/>
-                              <w:cs/>
-                            </w:rPr>
-                            <w:tab/>
-                          </w:r>
-                          <w:r>
-                            <w:rPr>
-                              <w:b/>
-                              <w:bCs/>
-                              <w:cs/>
-                            </w:rPr>
-                            <w:tab/>
-                          </w:r>
-                          <w:r>
-                            <w:rPr>
-                              <w:rFonts w:hint="cs"/>
-                              <w:b/>
-                              <w:bCs/>
-                              <w:cs/>
-                            </w:rPr>
-                            <w:t>จังหวัด</w:t>
+                            <w:t>เกิดแขวง/ตำบล</w:t>
+                          </w:r>
+                          <w:r>
+                            <w:rPr>
+                              <w:b/>
+                              <w:bCs/>
+                              <w:cs/>
+                            </w:rPr>
+                            <w:t xml:space="preserve">  เขต/อำเภอ          จังหวัด</w:t>
                           </w:r>
                         </w:p>
                         <w:p>
@@ -7257,43 +7290,12 @@
                           </w:r>
                           <w:r>
                             <w:rPr>
-                              <w:rFonts w:hint="cs"/>
                               <w:b/>
                               <w:bCs/>
                               <w:spacing w:val="-12"/>
                               <w:cs/>
                             </w:rPr>
-                            <w:t>และ</w:t>
-                          </w:r>
-                          <w:r>
-                            <w:rPr>
-                              <w:rFonts w:hint="cs"/>
-                              <w:b/>
-                              <w:bCs/>
-                              <w:spacing w:val="-12"/>
-                              <w:cs/>
-                            </w:rPr>
-                            <w:t>เจ้าพนักงานได้แจ้งให้ข</w:t>
-                          </w:r>
-                          <w:r>
-                            <w:rPr>
-                              <w:rFonts w:hint="cs"/>
-                              <w:b/>
-                              <w:bCs/>
-                              <w:spacing w:val="-12"/>
-                              <w:cs/>
-                            </w:rPr>
-                            <w:t>้</w:t>
-                          </w:r>
-                          <w:r>
-                            <w:rPr>
-                              <w:rFonts w:hint="cs"/>
-                              <w:b/>
-                              <w:bCs/>
-                              <w:spacing w:val="-12"/>
-                              <w:cs/>
-                            </w:rPr>
-                            <w:t>าพเจ้าทราบถึงข้อเท็จจริงเกี่ยวกับการกระทำที่กล่าวหาข้าพเจ้า กระทำผิดว่า</w:t>
+                            <w:t>และเจ้าพนักงานได้แจ้งให้ข้าพเจ้าทราบถึงข้อเท็จจริงเกี่ยวกับการกระทำที่กล่าวหาข้าพเจ้า กระทำผิดว่า</w:t>
                           </w:r>
                         </w:p>
                         <w:p>
@@ -7345,7 +7347,7 @@
               <v:stroke joinstyle="miter"/>
               <v:path gradientshapeok="t" o:connecttype="rect"/>
             </v:shapetype>
-            <v:shape id="_x0000_s1033" type="#_x0000_t202" style="position:absolute;left:0;text-align:left;margin-left:544.85pt;margin-top:8.4pt;width:596.05pt;height:751.3pt;z-index:251668480;visibility:visible;mso-wrap-style:square;mso-width-percent:0;mso-height-percent:0;mso-wrap-distance-left:9pt;mso-wrap-distance-top:3.6pt;mso-wrap-distance-right:9pt;mso-wrap-distance-bottom:3.6pt;mso-position-horizontal:right;mso-position-horizontal-relative:page;mso-position-vertical:absolute;mso-position-vertical-relative:text;mso-width-percent:0;mso-height-percent:0;mso-width-relative:margin;mso-height-relative:margin;v-text-anchor:top" o:gfxdata="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" filled="f" stroked="f">
+            <v:shape id="_x0000_s1032" type="#_x0000_t202" style="position:absolute;left:0;text-align:left;margin-left:544.85pt;margin-top:8.55pt;width:596.05pt;height:751.3pt;z-index:251668480;visibility:visible;mso-wrap-style:square;mso-width-percent:0;mso-height-percent:0;mso-wrap-distance-left:9pt;mso-wrap-distance-top:3.6pt;mso-wrap-distance-right:9pt;mso-wrap-distance-bottom:3.6pt;mso-position-horizontal:right;mso-position-horizontal-relative:page;mso-position-vertical:absolute;mso-position-vertical-relative:text;mso-width-percent:0;mso-height-percent:0;mso-width-relative:margin;mso-height-relative:margin;v-text-anchor:top" o:gfxdata="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" filled="f" stroked="f">
               <v:textbox>
                 <w:txbxContent>
                   <w:p>
@@ -8508,58 +8510,15 @@
                         <w:bCs/>
                         <w:cs/>
                       </w:rPr>
-                      <w:t>เก</w:t>
-                    </w:r>
-                    <w:r>
-                      <w:rPr>
-                        <w:rFonts w:hint="cs"/>
-                        <w:b/>
-                        <w:bCs/>
-                        <w:cs/>
-                      </w:rPr>
-                      <w:t>ิดแขวง/ตำบล</w:t>
-                    </w:r>
-                    <w:r>
-                      <w:rPr>
-                        <w:b/>
-                        <w:bCs/>
-                        <w:cs/>
-                      </w:rPr>
-                      <w:tab/>
-                    </w:r>
-                    <w:r>
-                      <w:rPr>
-                        <w:rFonts w:hint="cs"/>
-                        <w:b/>
-                        <w:bCs/>
-                        <w:cs/>
-                      </w:rPr>
-                      <w:t>เขต/อำเภอ</w:t>
-                    </w:r>
-                    <w:r>
-                      <w:rPr>
-                        <w:b/>
-                        <w:bCs/>
-                        <w:cs/>
-                      </w:rPr>
-                      <w:tab/>
-                    </w:r>
-                    <w:r>
-                      <w:rPr>
-                        <w:b/>
-                        <w:bCs/>
-                        <w:cs/>
-                      </w:rPr>
-                      <w:tab/>
-                    </w:r>
-                    <w:r>
-                      <w:rPr>
-                        <w:rFonts w:hint="cs"/>
-                        <w:b/>
-                        <w:bCs/>
-                        <w:cs/>
-                      </w:rPr>
-                      <w:t>จังหวัด</w:t>
+                      <w:t>เกิดแขวง/ตำบล</w:t>
+                    </w:r>
+                    <w:r>
+                      <w:rPr>
+                        <w:b/>
+                        <w:bCs/>
+                        <w:cs/>
+                      </w:rPr>
+                      <w:t xml:space="preserve">  เขต/อำเภอ          จังหวัด</w:t>
                     </w:r>
                   </w:p>
                   <w:p>
@@ -8601,43 +8560,12 @@
                     </w:r>
                     <w:r>
                       <w:rPr>
-                        <w:rFonts w:hint="cs"/>
                         <w:b/>
                         <w:bCs/>
                         <w:spacing w:val="-12"/>
                         <w:cs/>
                       </w:rPr>
-                      <w:t>และ</w:t>
-                    </w:r>
-                    <w:r>
-                      <w:rPr>
-                        <w:rFonts w:hint="cs"/>
-                        <w:b/>
-                        <w:bCs/>
-                        <w:spacing w:val="-12"/>
-                        <w:cs/>
-                      </w:rPr>
-                      <w:t>เจ้าพนักงานได้แจ้งให้ข</w:t>
-                    </w:r>
-                    <w:r>
-                      <w:rPr>
-                        <w:rFonts w:hint="cs"/>
-                        <w:b/>
-                        <w:bCs/>
-                        <w:spacing w:val="-12"/>
-                        <w:cs/>
-                      </w:rPr>
-                      <w:t>้</w:t>
-                    </w:r>
-                    <w:r>
-                      <w:rPr>
-                        <w:rFonts w:hint="cs"/>
-                        <w:b/>
-                        <w:bCs/>
-                        <w:spacing w:val="-12"/>
-                        <w:cs/>
-                      </w:rPr>
-                      <w:t>าพเจ้าทราบถึงข้อเท็จจริงเกี่ยวกับการกระทำที่กล่าวหาข้าพเจ้า กระทำผิดว่า</w:t>
+                      <w:t>และเจ้าพนักงานได้แจ้งให้ข้าพเจ้าทราบถึงข้อเท็จจริงเกี่ยวกับการกระทำที่กล่าวหาข้าพเจ้า กระทำผิดว่า</w:t>
                     </w:r>
                   </w:p>
                   <w:p>
@@ -8680,7 +8608,7 @@
         <w:cs/>
       </w:rPr>
       <w:drawing>
-        <wp:anchor distT="0" distB="0" distL="114300" distR="114300" simplePos="0" relativeHeight="251679744" behindDoc="0" locked="0" layoutInCell="1" allowOverlap="1" wp14:anchorId="05E299DE" wp14:editId="70F678F6">
+        <wp:anchor distT="0" distB="0" distL="114300" distR="114300" simplePos="0" relativeHeight="251679744" behindDoc="0" locked="0" layoutInCell="1" allowOverlap="1" wp14:anchorId="05E299DE" wp14:editId="625CC26E">
           <wp:simplePos x="0" y="0"/>
           <wp:positionH relativeFrom="page">
             <wp:posOffset>3842203</wp:posOffset>
@@ -8699,7 +8627,7 @@
             <a:graphicData uri="http://schemas.openxmlformats.org/drawingml/2006/picture">
               <pic:pic xmlns:pic="http://schemas.openxmlformats.org/drawingml/2006/picture">
                 <pic:nvPicPr>
-                  <pic:cNvPr id="447090867" name="รูปภาพ 1"/>
+                  <pic:cNvPr id="0" name="Picture 1"/>
                   <pic:cNvPicPr>
                     <a:picLocks noChangeAspect="1" noChangeArrowheads="1"/>
                   </pic:cNvPicPr>
@@ -8878,7 +8806,7 @@
         </mc:Choice>
         <mc:Fallback>
           <w:pict>
-            <v:group w14:anchorId="327E8BC1" id="Group 2" o:spid="_x0000_s1034" style="position:absolute;left:0;text-align:left;margin-left:-9.2pt;margin-top:266.35pt;width:72.15pt;height:62.8pt;z-index:251670527;mso-position-vertical-relative:page;mso-width-relative:margin;mso-height-relative:margin" coordorigin="568,110" coordsize="9165,7979" o:gfxdata="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">
+            <v:group w14:anchorId="327E8BC1" id="Group 2" o:spid="_x0000_s1033" style="position:absolute;left:0;text-align:left;margin-left:-9.2pt;margin-top:266.35pt;width:72.15pt;height:62.8pt;z-index:251670527;mso-position-vertical-relative:page;mso-width-relative:margin;mso-height-relative:margin" coordorigin="568,110" coordsize="9165,7979" o:gfxdata="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">
               <v:shapetype id="_x0000_t75" coordsize="21600,21600" o:spt="75" o:preferrelative="t" path="m@4@5l@4@11@9@11@9@5xe" filled="f" stroked="f">
                 <v:stroke joinstyle="miter"/>
                 <v:formulas>
@@ -8898,10 +8826,10 @@
                 <v:path o:extrusionok="f" gradientshapeok="t" o:connecttype="rect"/>
                 <o:lock v:ext="edit" aspectratio="t"/>
               </v:shapetype>
-              <v:shape id="Picture 1778656544" o:spid="_x0000_s1035" type="#_x0000_t75" style="position:absolute;left:8051;top:110;width:1683;height:7979;visibility:visible;mso-wrap-style:square" o:gfxdata="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">
+              <v:shape id="Picture 1778656544" o:spid="_x0000_s1034" type="#_x0000_t75" style="position:absolute;left:8051;top:110;width:1683;height:7979;visibility:visible;mso-wrap-style:square" o:gfxdata="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">
                 <v:imagedata r:id="rId3" o:title=""/>
               </v:shape>
-              <v:shape id="Text Box 1" o:spid="_x0000_s1036" type="#_x0000_t202" style="position:absolute;left:568;top:1608;width:9007;height:4561;visibility:visible;mso-wrap-style:none;v-text-anchor:top" o:gfxdata="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" filled="f" stroked="f" strokeweight=".5pt">
+              <v:shape id="Text Box 1" o:spid="_x0000_s1035" type="#_x0000_t202" style="position:absolute;left:568;top:1608;width:9007;height:4561;visibility:visible;mso-wrap-style:none;v-text-anchor:top" o:gfxdata="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" filled="f" stroked="f" strokeweight=".5pt">
                 <v:textbox>
                   <w:txbxContent>
                     <w:p>
@@ -9092,7 +9020,7 @@
         </mc:Choice>
         <mc:Fallback>
           <w:pict>
-            <v:shape w14:anchorId="5BC80DF9" id="_x0000_s1037" type="#_x0000_t202" style="position:absolute;left:0;text-align:left;margin-left:-225.05pt;margin-top:-71.05pt;width:806.65pt;height:952.9pt;z-index:251669504;visibility:hidden;mso-wrap-style:square;mso-width-percent:0;mso-height-percent:0;mso-wrap-distance-left:9pt;mso-wrap-distance-top:3.6pt;mso-wrap-distance-right:9pt;mso-wrap-distance-bottom:3.6pt;mso-position-horizontal:absolute;mso-position-horizontal-relative:text;mso-position-vertical:absolute;mso-position-vertical-relative:text;mso-width-percent:0;mso-height-percent:0;mso-width-relative:margin;mso-height-relative:margin;v-text-anchor:top" o:gfxdata="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" filled="f" stroked="f">
+            <v:shape w14:anchorId="5BC80DF9" id="_x0000_s1036" type="#_x0000_t202" style="position:absolute;left:0;text-align:left;margin-left:-225.05pt;margin-top:-71.05pt;width:806.65pt;height:952.9pt;z-index:251669504;visibility:hidden;mso-wrap-style:square;mso-width-percent:0;mso-height-percent:0;mso-wrap-distance-left:9pt;mso-wrap-distance-top:3.6pt;mso-wrap-distance-right:9pt;mso-wrap-distance-bottom:3.6pt;mso-position-horizontal:absolute;mso-position-horizontal-relative:text;mso-position-vertical:absolute;mso-position-vertical-relative:text;mso-width-percent:0;mso-height-percent:0;mso-width-relative:margin;mso-height-relative:margin;v-text-anchor:top" o:gfxdata="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" filled="f" stroked="f">
               <v:textbox>
                 <w:txbxContent>
                   <w:p/>

--- a/public/smart-police/forms/คำให้การผู้ต้องหา.docx
+++ b/public/smart-police/forms/คำให้การผู้ต้องหา.docx
@@ -3338,7 +3338,7 @@
                               <w:bCs/>
                               <w:cs/>
                             </w:rPr>
-                            <w:t xml:space="preserve">(ส ๕๖ - </w:t>
+                            <w:t xml:space="preserve"/>
                           </w:r>
                           <w:r>
                             <w:rPr>
@@ -3347,7 +3347,7 @@
                               <w:bCs/>
                               <w:cs/>
                             </w:rPr>
-                            <w:t>๖</w:t>
+                            <w:t/>
                           </w:r>
                           <w:r>
                             <w:rPr>
@@ -3356,7 +3356,7 @@
                               <w:bCs/>
                               <w:cs/>
                             </w:rPr>
-                            <w:t>)</w:t>
+                            <w:t/>
                           </w:r>
                         </w:p>
                       </w:txbxContent>
@@ -3399,7 +3399,7 @@
                         <w:bCs/>
                         <w:cs/>
                       </w:rPr>
-                      <w:t xml:space="preserve">(ส ๕๖ - </w:t>
+                      <w:t xml:space="preserve"/>
                     </w:r>
                     <w:r>
                       <w:rPr>
@@ -3408,7 +3408,7 @@
                         <w:bCs/>
                         <w:cs/>
                       </w:rPr>
-                      <w:t>๖</w:t>
+                      <w:t/>
                     </w:r>
                     <w:r>
                       <w:rPr>
@@ -3417,7 +3417,7 @@
                         <w:bCs/>
                         <w:cs/>
                       </w:rPr>
-                      <w:t>)</w:t>
+                      <w:t/>
                     </w:r>
                   </w:p>
                 </w:txbxContent>
@@ -3577,7 +3577,7 @@
                               <w:bCs/>
                               <w:cs/>
                             </w:rPr>
-                            <w:t xml:space="preserve">(ส ๕๖ - </w:t>
+                            <w:t xml:space="preserve"/>
                           </w:r>
                           <w:r>
                             <w:rPr>
@@ -3586,7 +3586,7 @@
                               <w:bCs/>
                               <w:cs/>
                             </w:rPr>
-                            <w:t>๔</w:t>
+                            <w:t/>
                           </w:r>
                           <w:r>
                             <w:rPr>
@@ -3595,7 +3595,7 @@
                               <w:bCs/>
                               <w:cs/>
                             </w:rPr>
-                            <w:t>)</w:t>
+                            <w:t/>
                           </w:r>
                         </w:p>
                       </w:txbxContent>
@@ -3639,7 +3639,7 @@
                         <w:bCs/>
                         <w:cs/>
                       </w:rPr>
-                      <w:t xml:space="preserve">(ส ๕๖ - </w:t>
+                      <w:t xml:space="preserve"/>
                     </w:r>
                     <w:r>
                       <w:rPr>
@@ -3648,7 +3648,7 @@
                         <w:bCs/>
                         <w:cs/>
                       </w:rPr>
-                      <w:t>๔</w:t>
+                      <w:t/>
                     </w:r>
                     <w:r>
                       <w:rPr>
@@ -3657,7 +3657,7 @@
                         <w:bCs/>
                         <w:cs/>
                       </w:rPr>
-                      <w:t>)</w:t>
+                      <w:t/>
                     </w:r>
                   </w:p>
                 </w:txbxContent>
